--- a/az/discovery-articles/6.7 İnternet.docx
+++ b/az/discovery-articles/6.7 İnternet.docx
@@ -4,496 +4,327 @@
   <w:body>
     <w:p>
       <w:pPr>
-        <w:keepNext/>
-        <w:spacing w:before="280" w:after="120"/>
+        <w:pStyle w:val="Title"/>
+        <w:widowControl/>
       </w:pPr>
       <w:r>
-        <w:rPr>
-          <w:rFonts w:ascii="Calibri" w:hAnsi="Calibri" w:eastAsia="Calibri"/>
-          <w:b/>
-          <w:i w:val="0"/>
-          <w:color w:val="004E8C"/>
-          <w:sz w:val="44"/>
-        </w:rPr>
         <w:t>6.7 İnternet</w:t>
       </w:r>
     </w:p>
     <w:p>
       <w:pPr>
-        <w:spacing w:after="80"/>
+        <w:keepNext/>
+        <w:widowControl/>
       </w:pPr>
       <w:r>
         <w:rPr>
-          <w:rFonts w:ascii="Calibri" w:hAnsi="Calibri" w:eastAsia="Calibri"/>
-          <w:b w:val="0"/>
-          <w:i/>
-          <w:color w:val="505050"/>
-          <w:sz w:val="22"/>
+          <w:sz w:val="20"/>
         </w:rPr>
-        <w:t>6. Rəqəmsal texnologiyalar, kosmos və rabitə</w:t>
-      </w:r>
-    </w:p>
-    <w:p>
-      <w:pPr>
-        <w:spacing w:after="200"/>
-      </w:pPr>
-      <w:r>
-        <w:rPr>
-          <w:rFonts w:ascii="Calibri" w:hAnsi="Calibri" w:eastAsia="Calibri"/>
-          <w:b w:val="0"/>
-          <w:i/>
-          <w:sz w:val="22"/>
-        </w:rPr>
-        <w:t>Dövr: 1969-cu il (ARPANET); 1970–1980-ci illər (TCP/IP); 1990-cı illər (kommersiya interneti) | Əsas simalar: ARPA/DARPA komandası; Vint Serf; Bob Kan; Tim Berners-Li</w:t>
-      </w:r>
-    </w:p>
-    <w:p>
-      <w:pPr>
-        <w:spacing w:after="160" w:line="276" w:lineRule="auto"/>
-      </w:pPr>
-      <w:r>
-        <w:rPr>
-          <w:rFonts w:ascii="Calibri" w:hAnsi="Calibri" w:eastAsia="Calibri"/>
-          <w:b w:val="0"/>
-          <w:i w:val="0"/>
-          <w:sz w:val="22"/>
-        </w:rPr>
-        <w:t>İnternet bir-birinə qoşulmuş şəbəkələrdən ibarət qlobal şəbəkədir. Məlumat vahid texniki qaydalar əsasında kiçik paketlərlə ötürülür; bunun sayəsində müxtəlif kompüterlər və xidmətlər birgə işləyə bilir.</w:t>
+        <w:t>6 Rəqəmsal texnologiyalar kosmos və rabitə</w:t>
       </w:r>
     </w:p>
     <w:p>
       <w:pPr>
         <w:keepNext/>
-        <w:spacing w:before="240" w:after="120"/>
+        <w:widowControl/>
       </w:pPr>
       <w:r>
         <w:rPr>
-          <w:rFonts w:ascii="Calibri" w:hAnsi="Calibri" w:eastAsia="Calibri"/>
-          <w:b/>
-          <w:i w:val="0"/>
-          <w:color w:val="004E8C"/>
-          <w:sz w:val="28"/>
+          <w:sz w:val="20"/>
         </w:rPr>
-        <w:t>Əsas faktlar</w:t>
+        <w:t>Dövr: 1969 (ARPANET); 1970–1980-ci illər (TCP/IP); 1990-cı illər (kommersiya interneti) | Əsas iştirakçılar: ABŞ Qabaqcıl Tədqiqat Layihələri Agentliyinin — ARPA, sonrakı adı DARPA — qrupu; Vint Serf; Bob Kan; Tim Berners-Li</w:t>
+      </w:r>
+    </w:p>
+    <w:p>
+      <w:pPr>
+        <w:widowControl/>
+      </w:pPr>
+      <w:r>
+        <w:t>İnternet bir-birinə qoşulmuş şəbəkələrin qlobal şəbəkəsidir. Ortaq texniki qaydalarla məlumatı kiçik paketlərdə ötürür, müxtəlif kompüter və xidmətlərin birlikdə işləməsinə imkan verir.</w:t>
+      </w:r>
+    </w:p>
+    <w:p>
+      <w:pPr>
+        <w:pStyle w:val="Heading1"/>
+        <w:widowControl/>
+      </w:pPr>
+      <w:r>
+        <w:t>Əsas məlumatlar</w:t>
       </w:r>
     </w:p>
     <w:p>
       <w:pPr>
         <w:pStyle w:val="ListBullet"/>
+        <w:widowControl/>
       </w:pPr>
       <w:r>
-        <w:rPr>
-          <w:rFonts w:ascii="Calibri" w:hAnsi="Calibri" w:eastAsia="Calibri"/>
-          <w:b w:val="0"/>
-          <w:i w:val="0"/>
-          <w:sz w:val="22"/>
-        </w:rPr>
-        <w:t>Paket kommutasiyası Pol Baran, Donald Devis və başqa tədqiqatçılar tərəfindən işlənib hazırlandı</w:t>
+        <w:t>Paket kommutasiyası Pol Baran, Donald Devis və başqaları tərəfindən inkişaf etdirilib.</w:t>
       </w:r>
     </w:p>
     <w:p>
       <w:pPr>
         <w:pStyle w:val="ListBullet"/>
+        <w:widowControl/>
       </w:pPr>
       <w:r>
-        <w:rPr>
-          <w:rFonts w:ascii="Calibri" w:hAnsi="Calibri" w:eastAsia="Calibri"/>
-          <w:b w:val="0"/>
-          <w:i w:val="0"/>
-          <w:sz w:val="22"/>
-        </w:rPr>
-        <w:t>ARPANET ilk məlumatını 1969-cu ildə göndərdi</w:t>
+        <w:t>ARPANET ilk xəbərini 1969-cu ildə göndərdi.</w:t>
       </w:r>
     </w:p>
     <w:p>
       <w:pPr>
         <w:pStyle w:val="ListBullet"/>
+        <w:widowControl/>
       </w:pPr>
       <w:r>
-        <w:rPr>
-          <w:rFonts w:ascii="Calibri" w:hAnsi="Calibri" w:eastAsia="Calibri"/>
-          <w:b w:val="0"/>
-          <w:i w:val="0"/>
-          <w:sz w:val="22"/>
-        </w:rPr>
-        <w:t>Vint Serf və Bob Kan 1970-ci illərdə TCP/IP protokollarını hazırladılar</w:t>
+        <w:t>Vint Serf və Bob Kan 1970-ci illərdə ötürmənin idarə edilməsi protokolu və internet protokolunu — TCP/IP-ni — hazırladılar.</w:t>
       </w:r>
     </w:p>
     <w:p>
       <w:pPr>
         <w:pStyle w:val="ListBullet"/>
+        <w:widowControl/>
       </w:pPr>
       <w:r>
-        <w:rPr>
-          <w:rFonts w:ascii="Calibri" w:hAnsi="Calibri" w:eastAsia="Calibri"/>
-          <w:b w:val="0"/>
-          <w:i w:val="0"/>
-          <w:sz w:val="22"/>
-        </w:rPr>
-        <w:t>Şəbəkə 1990-cı illərdə geniş ictimaiyyətə və kommersiya istifadəsinə açıldı</w:t>
+        <w:t>1990-cı illərdə şəbəkə ictimai və kommersiya istifadəsinə açıldı.</w:t>
       </w:r>
     </w:p>
     <w:p>
       <w:pPr>
         <w:pStyle w:val="ListBullet"/>
+        <w:widowControl/>
       </w:pPr>
       <w:r>
-        <w:rPr>
-          <w:rFonts w:ascii="Calibri" w:hAnsi="Calibri" w:eastAsia="Calibri"/>
-          <w:b w:val="0"/>
-          <w:i w:val="0"/>
-          <w:sz w:val="22"/>
-        </w:rPr>
-        <w:t>Bütün internet heç bir şirkətə məxsus deyil</w:t>
+        <w:t>Bütöv internet heç bir tək şirkətə məxsus deyil.</w:t>
       </w:r>
     </w:p>
     <w:p>
       <w:pPr>
-        <w:keepNext/>
-        <w:spacing w:before="240" w:after="120"/>
+        <w:pStyle w:val="Heading1"/>
+        <w:widowControl/>
       </w:pPr>
       <w:r>
-        <w:rPr>
-          <w:rFonts w:ascii="Calibri" w:hAnsi="Calibri" w:eastAsia="Calibri"/>
-          <w:b/>
-          <w:i w:val="0"/>
-          <w:color w:val="004E8C"/>
-          <w:sz w:val="28"/>
-        </w:rPr>
         <w:t>Bu nədir</w:t>
       </w:r>
     </w:p>
     <w:p>
       <w:pPr>
-        <w:spacing w:after="160" w:line="276" w:lineRule="auto"/>
+        <w:widowControl/>
       </w:pPr>
       <w:r>
-        <w:rPr>
-          <w:rFonts w:ascii="Calibri" w:hAnsi="Calibri" w:eastAsia="Calibri"/>
-          <w:b w:val="0"/>
-          <w:i w:val="0"/>
-          <w:sz w:val="22"/>
-        </w:rPr>
-        <w:t>İnternet protokol adlanan ortaq qaydalarla birləşdirilmiş çoxsaylı kompüter şəbəkələrindən ibarətdir. Məlumat ünvan daşıyan kiçik hissələrə — paketlərə bölünür. Marşrutlayıcılar hər paketi təyinat yerinə yönəldir, orada isə hissələr yenidən birləşdirilir. Bu proses bir məktuba aid ayrı-ayrı zərflərin müxtəlif yollarla ünvana çatdığı poçt sisteminə bənzəyir.</w:t>
+        <w:t>İnternet protokol adlanan ortaq qaydalarla birləşən çoxlu kompüter şəbəkəsidir. Məlumat ünvanı olan kiçik hissələr — paketlər — şəklində gedir. Marşrutlayıcılar hər paketi təyinatına yönəldir, çatdığı yerdə hissələr birləşdirilir. Bu, eyni məktubun ayrı zərflərinin müxtəlif yollarla çatdığı poçt sisteminə bənzəyir.</w:t>
       </w:r>
     </w:p>
     <w:p>
       <w:pPr>
-        <w:keepNext/>
-        <w:spacing w:before="240" w:after="120"/>
+        <w:pStyle w:val="Heading1"/>
+        <w:widowControl/>
       </w:pPr>
       <w:r>
-        <w:rPr>
-          <w:rFonts w:ascii="Calibri" w:hAnsi="Calibri" w:eastAsia="Calibri"/>
-          <w:b/>
-          <w:i w:val="0"/>
-          <w:color w:val="004E8C"/>
-          <w:sz w:val="28"/>
-        </w:rPr>
-        <w:t>Onu kim kəşf və ya ixtira edib</w:t>
+        <w:t>Kim kəşf edib və ya yaradıb</w:t>
       </w:r>
     </w:p>
     <w:p>
       <w:pPr>
-        <w:spacing w:after="160" w:line="276" w:lineRule="auto"/>
+        <w:widowControl/>
       </w:pPr>
       <w:r>
-        <w:rPr>
-          <w:rFonts w:ascii="Calibri" w:hAnsi="Calibri" w:eastAsia="Calibri"/>
-          <w:b w:val="0"/>
-          <w:i w:val="0"/>
-          <w:sz w:val="22"/>
-        </w:rPr>
-        <w:t>ABŞ-da Pol Baran, Britaniyada isə Donald Devis paket kommutasiyasının əsas ideyalarını bir-birindən asılı olmayaraq hazırladılar. ABŞ-ın ARPA tədqiqat agentliyi 1969-cu ildə dörd mərkəzi birləşdirən ARPANET-i maliyyələşdirdi. Vint Serf və Bob Kan ayrı şəbəkələrin əlaqə qurmasına imkan verən əsas protokollar toplusunu — TCP/IP-ni hazırladılar. Sonrakı mərhələdə minlərlə mühəndis və təşkilat bu sistemi qurub genişləndirdi.</w:t>
+        <w:t>ABŞ-da Pol Baran və Britaniyada Donald Devis paket kommutasiyasının əsas ideyalarını ayrı-ayrılıqda inkişaf etdirdilər. ABŞ-ın ARPA tədqiqat agentliyi 1969-cu ildə dörd məntəqəni birləşdirən ARPANET-i — ARPA şəbəkəsini — maliyyələşdirdi. Vint Serf və Bob Kan ayrı şəbəkələrin birləşməsinə imkan verən əsas protokol ailəsini — TCP/IP-ni — hazırladılar. Minlərlə mühəndis və qurum sistemi qurub genişləndirdi.</w:t>
       </w:r>
     </w:p>
     <w:p>
       <w:pPr>
-        <w:keepNext/>
-        <w:spacing w:before="240" w:after="120"/>
+        <w:pStyle w:val="Heading1"/>
+        <w:widowControl/>
       </w:pPr>
       <w:r>
-        <w:rPr>
-          <w:rFonts w:ascii="Calibri" w:hAnsi="Calibri" w:eastAsia="Calibri"/>
-          <w:b/>
-          <w:i w:val="0"/>
-          <w:color w:val="004E8C"/>
-          <w:sz w:val="28"/>
-        </w:rPr>
-        <w:t>Nə vaxt və necə meydana gəlib</w:t>
+        <w:t>Nə vaxt və necə yaranıb</w:t>
       </w:r>
     </w:p>
     <w:p>
       <w:pPr>
-        <w:spacing w:after="160" w:line="276" w:lineRule="auto"/>
+        <w:widowControl/>
       </w:pPr>
       <w:r>
-        <w:rPr>
-          <w:rFonts w:ascii="Calibri" w:hAnsi="Calibri" w:eastAsia="Calibri"/>
-          <w:b w:val="0"/>
-          <w:i w:val="0"/>
-          <w:sz w:val="22"/>
-        </w:rPr>
-        <w:t>Tədqiqatçılar bahalı kompüterlərdən ortaq istifadə etmək və ayrı-ayrı hissələr sıradan çıxsa belə işləməyə davam edən rabitə sistemi qurmaq istəyirdilər. ARPANET 1970-ci illər boyunca genişləndi və 1 yanvar 1983-cü ildə TCP/IP-yə keçdi. 1980-ci illərdə akademik şəbəkələr böyüdü; 1990-cı illərdə isə fərdi kompüterlərin və vebin populyarlaşması ilə kommersiya internetinə çıxış sürətlə yayıldı.</w:t>
+        <w:t>Tədqiqatçılar bahalı kompüterləri paylaşmaq və bəzi hissələri sıradan çıxanda işləməyə davam edən rabitə qurmaq istəyirdilər. ARPANET 1970-ci illərdə böyüdü. 1 yanvar 1983-cü ildə TCP/IP-yə keçdi. 1980-ci illərdə akademik şəbəkələr genişləndi; fərdi kompüterlər və veb populyarlaşdıqca 1990-cı illərdə kommersiya çıxışı yayıldı.</w:t>
       </w:r>
     </w:p>
     <w:p>
       <w:pPr>
-        <w:keepNext/>
-        <w:spacing w:before="240" w:after="120"/>
+        <w:pStyle w:val="Heading1"/>
+        <w:widowControl/>
       </w:pPr>
       <w:r>
-        <w:rPr>
-          <w:rFonts w:ascii="Calibri" w:hAnsi="Calibri" w:eastAsia="Calibri"/>
-          <w:b/>
-          <w:i w:val="0"/>
-          <w:color w:val="004E8C"/>
-          <w:sz w:val="28"/>
-        </w:rPr>
-        <w:t>Elmi baxımdan əhəmiyyəti</w:t>
+        <w:t>Elm üçün əhəmiyyəti</w:t>
       </w:r>
     </w:p>
     <w:p>
       <w:pPr>
-        <w:spacing w:after="160" w:line="276" w:lineRule="auto"/>
+        <w:widowControl/>
       </w:pPr>
       <w:r>
-        <w:rPr>
-          <w:rFonts w:ascii="Calibri" w:hAnsi="Calibri" w:eastAsia="Calibri"/>
-          <w:b w:val="0"/>
-          <w:i w:val="0"/>
-          <w:sz w:val="22"/>
-        </w:rPr>
-        <w:t>İnternet mərkəzləşdirilməmiş şəbəkənin qlobal miqyasa qədər böyüyə biləcəyini göstərdi. Onun quruluşunda rabitə xətlərinin və avadanlığın sıradan çıxa biləcəyi əvvəlcədən nəzərə alınır; buna görə paketlər çox vaxt başqa marşrutla göndərilə bilir. Bu yanaşma şəbəkə elmi və kibertəhlükəsizlik kimi yeni sahələrin inkişafına təkan verdi. Açıq standartlar müxtəlif istehsalçıların avadanlıqları arasında əlaqə yaratdı.</w:t>
+        <w:t>İnternet mərkəzsiz şəbəkənin qlobal miqyasa böyüyə bildiyini göstərdi. Layihəsində əlaqə və cihazların sıradan çıxması nəzərə alınır, buna görə paketlər çox vaxt başqa yoldan gedə bilir. Bu yanaşma şəbəkə elmi və kibertəhlükəsizlik kimi sahələri dəstəklədi. Açıq standartlar müxtəlif istehsalçıların cihazlarına ünsiyyət imkanı verdi.</w:t>
       </w:r>
     </w:p>
     <w:p>
       <w:pPr>
-        <w:keepNext/>
-        <w:spacing w:before="240" w:after="120"/>
+        <w:pStyle w:val="Heading1"/>
+        <w:widowControl/>
       </w:pPr>
       <w:r>
-        <w:rPr>
-          <w:rFonts w:ascii="Calibri" w:hAnsi="Calibri" w:eastAsia="Calibri"/>
-          <w:b/>
-          <w:i w:val="0"/>
-          <w:color w:val="004E8C"/>
-          <w:sz w:val="28"/>
-        </w:rPr>
-        <w:t>Sonrakı inkişaflara necə təsir göstərib</w:t>
+        <w:t>Sonrakı inkişafa təsiri</w:t>
       </w:r>
     </w:p>
     <w:p>
       <w:pPr>
-        <w:spacing w:after="160" w:line="276" w:lineRule="auto"/>
+        <w:widowControl/>
       </w:pPr>
       <w:r>
-        <w:rPr>
-          <w:rFonts w:ascii="Calibri" w:hAnsi="Calibri" w:eastAsia="Calibri"/>
-          <w:b w:val="0"/>
-          <w:i w:val="0"/>
-          <w:sz w:val="22"/>
-        </w:rPr>
-        <w:t>Elektron poçt, fayl ötürülməsi, veb, axın xidmətləri, onlayn oyunlar və bulud xidmətləri internet üzərindən işləyir. Domen adları sistemi ədədi ünvanların əvəzinə oxunaqlı adlardan istifadə etməyə imkan verir. Şifrələmə bir çox bağlantını qoruyur. Mobil və peyk şəbəkələri isə eyni qlobal şəbəkəyə qoşulmağın yeni yollarını açır.</w:t>
+        <w:t>Elektron poçt, fayl ötürülməsi, veb, axınla video və səs, onlayn oyunlar və bulud xidmətləri internet üzərində işləyir. Domen adları sistemi rəqəmli ünvanlara oxunaqlı adlar verir. Şifrələmə bir çox əlaqəni qoruyur. Mobil və peyk şəbəkələri indi eyni qlobal şəbəkəyə çatmağın əlavə yollarıdır.</w:t>
       </w:r>
     </w:p>
     <w:p>
       <w:pPr>
-        <w:keepNext/>
-        <w:spacing w:before="240" w:after="120"/>
+        <w:pStyle w:val="Heading1"/>
+        <w:widowControl/>
       </w:pPr>
       <w:r>
-        <w:rPr>
-          <w:rFonts w:ascii="Calibri" w:hAnsi="Calibri" w:eastAsia="Calibri"/>
-          <w:b/>
-          <w:i w:val="0"/>
-          <w:color w:val="004E8C"/>
-          <w:sz w:val="28"/>
-        </w:rPr>
         <w:t>İnsan həyatını necə dəyişib</w:t>
       </w:r>
     </w:p>
     <w:p>
       <w:pPr>
-        <w:spacing w:after="160" w:line="276" w:lineRule="auto"/>
+        <w:widowControl/>
       </w:pPr>
       <w:r>
-        <w:rPr>
-          <w:rFonts w:ascii="Calibri" w:hAnsi="Calibri" w:eastAsia="Calibri"/>
-          <w:b w:val="0"/>
-          <w:i w:val="0"/>
-          <w:sz w:val="22"/>
-        </w:rPr>
-        <w:t>İnsanlar sərhədlərdən asılı olmayaraq demək olar ki, dərhal məlumat dərc edə, bilik əldə edə, ticarət apara və təşkilatlana bilirlər. Biznes və dövlət xidmətlərinin böyük hissəsi onlayn mühitə keçib. Bununla yanaşı, eyni şəbəkə dələduzluq, təqib və yanlış məlumat da yayır; internetə çıxışdakı bərabərsizlik isə bəzi icmaları geridə qoyur. İnternet bir şirkət və ya sayt deyil, hamının istifadə etdiyi ortaq infrastrukturdur.</w:t>
+        <w:t>İnsanlar sərhədlər boyunca demək olar ki, dərhal nəşr edə, öyrənə, ticarət edə və təşkilatlana bilirlər. Müəssisələr və ictimai xidmətlər onlayn mühitə keçdi. Eyni şəbəkə fırıldaqçılıq, təqib və yanlış məlumat da daşıyır; çıxışın qeyri-bərabərliyi bəzi icmaları geridə qoyur. İnternet bir şirkət və ya sayt deyil, ortaq infrastrukturdur.</w:t>
       </w:r>
     </w:p>
     <w:p>
       <w:pPr>
-        <w:keepNext/>
-        <w:spacing w:before="240" w:after="120"/>
+        <w:pStyle w:val="Heading1"/>
+        <w:widowControl/>
       </w:pPr>
       <w:r>
-        <w:rPr>
-          <w:rFonts w:ascii="Calibri" w:hAnsi="Calibri" w:eastAsia="Calibri"/>
-          <w:b/>
-          <w:i w:val="0"/>
-          <w:color w:val="004E8C"/>
-          <w:sz w:val="28"/>
-        </w:rPr>
         <w:t>Mənbələr və istinadlar</w:t>
       </w:r>
     </w:p>
     <w:p>
       <w:pPr>
-        <w:keepNext/>
-        <w:spacing w:before="240" w:after="120"/>
+        <w:pStyle w:val="Heading2"/>
+        <w:widowControl/>
       </w:pPr>
       <w:r>
         <w:rPr>
-          <w:rFonts w:ascii="Calibri" w:hAnsi="Calibri" w:eastAsia="Calibri"/>
-          <w:b/>
-          <w:i w:val="0"/>
-          <w:color w:val="004E8C"/>
-          <w:sz w:val="24"/>
+          <w:sz w:val="20"/>
         </w:rPr>
-        <w:t>C. Təşkilatların materialları və ensiklopedik mənbələr</w:t>
+        <w:t>C Qurumların materialları və ensiklopedik mənbələr</w:t>
       </w:r>
     </w:p>
     <w:p>
       <w:pPr>
-        <w:spacing w:after="80"/>
-        <w:ind w:left="360"/>
+        <w:widowControl/>
       </w:pPr>
       <w:r>
         <w:rPr>
-          <w:rFonts w:ascii="Calibri" w:hAnsi="Calibri" w:eastAsia="Calibri"/>
-          <w:b w:val="0"/>
-          <w:i w:val="0"/>
-          <w:sz w:val="22"/>
+          <w:sz w:val="20"/>
         </w:rPr>
-        <w:t>1. Internet Society. “A Brief History of the Internet” (“İnternetin qısa tarixi”).</w:t>
-      </w:r>
-      <w:r>
-        <w:rPr>
-          <w:rFonts w:ascii="Calibri" w:hAnsi="Calibri" w:eastAsia="Calibri"/>
-          <w:b w:val="0"/>
-          <w:i w:val="0"/>
-          <w:sz w:val="22"/>
-        </w:rPr>
-        <w:t xml:space="preserve"> </w:t>
+        <w:t xml:space="preserve">1. Internet Society. 'A Brief History of the Internet.' </w:t>
       </w:r>
       <w:hyperlink r:id="rId9">
         <w:r>
           <w:rPr>
-            <w:rFonts w:ascii="Calibri" w:hAnsi="Calibri" w:eastAsia="Calibri"/>
-            <w:b w:val="0"/>
-            <w:i w:val="0"/>
-            <w:sz w:val="22"/>
-            <w:color w:val="0563C1"/>
-            <w:u w:val="single"/>
+            <w:sz w:val="20"/>
           </w:rPr>
           <w:t>https://www.internetsociety.org/internet/history-internet/brief-history-internet/</w:t>
         </w:r>
       </w:hyperlink>
+      <w:r>
+        <w:rPr>
+          <w:sz w:val="20"/>
+        </w:rPr>
+      </w:r>
     </w:p>
     <w:p>
       <w:pPr>
-        <w:spacing w:after="80"/>
-        <w:ind w:left="360"/>
+        <w:widowControl/>
       </w:pPr>
       <w:r>
         <w:rPr>
-          <w:rFonts w:ascii="Calibri" w:hAnsi="Calibri" w:eastAsia="Calibri"/>
-          <w:b w:val="0"/>
-          <w:i w:val="0"/>
-          <w:sz w:val="22"/>
+          <w:sz w:val="20"/>
         </w:rPr>
-        <w:t>2. Encyclopaedia Britannica. “Internet” (“İnternet”).</w:t>
-      </w:r>
-      <w:r>
-        <w:rPr>
-          <w:rFonts w:ascii="Calibri" w:hAnsi="Calibri" w:eastAsia="Calibri"/>
-          <w:b w:val="0"/>
-          <w:i w:val="0"/>
-          <w:sz w:val="22"/>
-        </w:rPr>
-        <w:t xml:space="preserve"> </w:t>
+        <w:t xml:space="preserve">2. Encyclopaedia Britannica. 'Internet.' </w:t>
       </w:r>
       <w:hyperlink r:id="rId10">
         <w:r>
           <w:rPr>
-            <w:rFonts w:ascii="Calibri" w:hAnsi="Calibri" w:eastAsia="Calibri"/>
-            <w:b w:val="0"/>
-            <w:i w:val="0"/>
-            <w:sz w:val="22"/>
-            <w:color w:val="0563C1"/>
-            <w:u w:val="single"/>
+            <w:sz w:val="20"/>
           </w:rPr>
           <w:t>https://www.britannica.com/technology/Internet</w:t>
         </w:r>
       </w:hyperlink>
-    </w:p>
-    <w:p>
-      <w:pPr>
-        <w:keepNext/>
-        <w:spacing w:before="240" w:after="120"/>
-      </w:pPr>
       <w:r>
         <w:rPr>
-          <w:rFonts w:ascii="Calibri" w:hAnsi="Calibri" w:eastAsia="Calibri"/>
-          <w:b/>
-          <w:i w:val="0"/>
-          <w:color w:val="004E8C"/>
-          <w:sz w:val="24"/>
+          <w:sz w:val="20"/>
         </w:rPr>
-        <w:t>D. Muzey, arxiv və kitabxana materialları</w:t>
       </w:r>
     </w:p>
     <w:p>
       <w:pPr>
-        <w:spacing w:after="80"/>
-        <w:ind w:left="360"/>
+        <w:pStyle w:val="Heading2"/>
+        <w:widowControl/>
       </w:pPr>
       <w:r>
         <w:rPr>
-          <w:rFonts w:ascii="Calibri" w:hAnsi="Calibri" w:eastAsia="Calibri"/>
-          <w:b w:val="0"/>
-          <w:i w:val="0"/>
-          <w:sz w:val="22"/>
+          <w:sz w:val="20"/>
         </w:rPr>
-        <w:t>1. Computer History Museum. “Internet History Program” (“İnternet tarixi proqramı”).</w:t>
+        <w:t>D Muzey və arxiv materialları</w:t>
       </w:r>
+    </w:p>
+    <w:p>
+      <w:pPr>
+        <w:widowControl/>
+      </w:pPr>
       <w:r>
         <w:rPr>
-          <w:rFonts w:ascii="Calibri" w:hAnsi="Calibri" w:eastAsia="Calibri"/>
-          <w:b w:val="0"/>
-          <w:i w:val="0"/>
-          <w:sz w:val="22"/>
+          <w:sz w:val="20"/>
         </w:rPr>
-        <w:t xml:space="preserve"> </w:t>
+        <w:t xml:space="preserve">1. Computer History Museum. 'Internet History Program.' </w:t>
       </w:r>
       <w:hyperlink r:id="rId11">
         <w:r>
           <w:rPr>
-            <w:rFonts w:ascii="Calibri" w:hAnsi="Calibri" w:eastAsia="Calibri"/>
-            <w:b w:val="0"/>
-            <w:i w:val="0"/>
-            <w:sz w:val="22"/>
-            <w:color w:val="0563C1"/>
-            <w:u w:val="single"/>
+            <w:sz w:val="20"/>
           </w:rPr>
           <w:t>https://www.computerhistory.org/internethistory/</w:t>
         </w:r>
       </w:hyperlink>
+      <w:r>
+        <w:rPr>
+          <w:sz w:val="20"/>
+        </w:rPr>
+      </w:r>
     </w:p>
     <w:sectPr>
-      <w:pgSz w:w="12240" w:h="15840"/>
-      <w:pgMar w:top="1296" w:right="1440" w:bottom="1296" w:left="1440" w:header="720" w:footer="720" w:gutter="0"/>
+      <w:footerReference w:type="default" r:id="rId12"/>
+      <w:pgSz w:w="11906" w:h="16838"/>
+      <w:pgMar w:top="1020" w:right="1134" w:bottom="1020" w:left="1134" w:header="720" w:footer="720" w:gutter="0"/>
       <w:cols w:space="720"/>
       <w:docGrid w:linePitch="360"/>
     </w:sectPr>
   </w:body>
 </w:document>
+</file>
+
+<file path=word/footer1.xml><?xml version="1.0" encoding="utf-8"?>
+<w:ftr xmlns:m="http://schemas.openxmlformats.org/officeDocument/2006/math" xmlns:mc="http://schemas.openxmlformats.org/markup-compatibility/2006" xmlns:mo="http://schemas.microsoft.com/office/mac/office/2008/main" xmlns:mv="urn:schemas-microsoft-com:mac:vml" xmlns:o="urn:schemas-microsoft-com:office:office" xmlns:r="http://schemas.openxmlformats.org/officeDocument/2006/relationships" xmlns:v="urn:schemas-microsoft-com:vml" xmlns:w10="urn:schemas-microsoft-com:office:word" xmlns:w14="http://schemas.microsoft.com/office/word/2010/wordml" xmlns:w="http://schemas.openxmlformats.org/wordprocessingml/2006/main" xmlns:wne="http://schemas.microsoft.com/office/word/2006/wordml" xmlns:wp14="http://schemas.microsoft.com/office/word/2010/wordprocessingDrawing" xmlns:wp="http://schemas.openxmlformats.org/drawingml/2006/wordprocessingDrawing" xmlns:wpc="http://schemas.microsoft.com/office/word/2010/wordprocessingCanvas" xmlns:wpg="http://schemas.microsoft.com/office/word/2010/wordprocessingGroup" xmlns:wpi="http://schemas.microsoft.com/office/word/2010/wordprocessingInk" xmlns:wps="http://schemas.microsoft.com/office/word/2010/wordprocessingShape" mc:Ignorable="w14 wp14">
+  <w:p>
+    <w:pPr>
+      <w:pStyle w:val="Footer"/>
+      <w:jc w:val="right"/>
+    </w:pPr>
+    <w:fldSimple w:instr="PAGE"/>
+  </w:p>
+</w:ftr>
 </file>
 
 <file path=word/numbering.xml><?xml version="1.0" encoding="utf-8"?>
@@ -704,7 +535,7 @@
   <w:docDefaults>
     <w:rPrDefault>
       <w:rPr>
-        <w:rFonts w:asciiTheme="minorHAnsi" w:eastAsiaTheme="minorEastAsia" w:hAnsiTheme="minorHAnsi" w:cstheme="minorBidi"/>
+        <w:rFonts/>
         <w:sz w:val="22"/>
         <w:szCs w:val="22"/>
         <w:lang w:val="en-US" w:eastAsia="en-US" w:bidi="ar-SA"/>
@@ -859,6 +690,15 @@
     <w:name w:val="Normal"/>
     <w:qFormat/>
     <w:rsid w:val="00FC693F"/>
+    <w:pPr>
+      <w:spacing w:after="120" w:line="259" w:lineRule="auto"/>
+    </w:pPr>
+    <w:rPr>
+      <w:rFonts w:ascii="Times New Roman" w:hAnsi="Times New Roman"/>
+      <w:color w:val="000000"/>
+      <w:sz w:val="24"/>
+      <w:lang w:val="az-Latn-AZ"/>
+    </w:rPr>
   </w:style>
   <w:style w:type="paragraph" w:styleId="Header">
     <w:name w:val="header"/>
@@ -915,16 +755,17 @@
     <w:pPr>
       <w:keepNext/>
       <w:keepLines/>
-      <w:spacing w:before="480" w:after="0"/>
+      <w:spacing w:before="480" w:after="120" w:line="259" w:lineRule="auto"/>
       <w:outlineLvl w:val="0"/>
     </w:pPr>
     <w:rPr>
-      <w:rFonts w:asciiTheme="majorHAnsi" w:eastAsiaTheme="majorEastAsia" w:hAnsiTheme="majorHAnsi" w:cstheme="majorBidi"/>
+      <w:rFonts w:ascii="Times New Roman" w:hAnsi="Times New Roman"/>
       <w:b/>
       <w:bCs/>
-      <w:color w:val="365F91" w:themeColor="accent1" w:themeShade="BF"/>
-      <w:sz w:val="28"/>
+      <w:color w:val="000000"/>
+      <w:sz w:val="26"/>
       <w:szCs w:val="28"/>
+      <w:lang w:val="az-Latn-AZ"/>
     </w:rPr>
   </w:style>
   <w:style w:type="paragraph" w:styleId="Heading2">
@@ -939,16 +780,17 @@
     <w:pPr>
       <w:keepNext/>
       <w:keepLines/>
-      <w:spacing w:before="200" w:after="0"/>
+      <w:spacing w:before="200" w:after="120" w:line="259" w:lineRule="auto"/>
       <w:outlineLvl w:val="1"/>
     </w:pPr>
     <w:rPr>
-      <w:rFonts w:asciiTheme="majorHAnsi" w:eastAsiaTheme="majorEastAsia" w:hAnsiTheme="majorHAnsi" w:cstheme="majorBidi"/>
+      <w:rFonts w:ascii="Times New Roman" w:hAnsi="Times New Roman"/>
       <w:b/>
       <w:bCs/>
-      <w:color w:val="4F81BD" w:themeColor="accent1"/>
+      <w:color w:val="000000"/>
       <w:sz w:val="26"/>
       <w:szCs w:val="26"/>
+      <w:lang w:val="az-Latn-AZ"/>
     </w:rPr>
   </w:style>
   <w:style w:type="paragraph" w:styleId="Heading3">
@@ -967,7 +809,7 @@
       <w:outlineLvl w:val="2"/>
     </w:pPr>
     <w:rPr>
-      <w:rFonts w:asciiTheme="majorHAnsi" w:eastAsiaTheme="majorEastAsia" w:hAnsiTheme="majorHAnsi" w:cstheme="majorBidi"/>
+      <w:rFonts/>
       <w:b/>
       <w:bCs/>
       <w:color w:val="4F81BD" w:themeColor="accent1"/>
@@ -990,7 +832,7 @@
       <w:outlineLvl w:val="3"/>
     </w:pPr>
     <w:rPr>
-      <w:rFonts w:asciiTheme="majorHAnsi" w:eastAsiaTheme="majorEastAsia" w:hAnsiTheme="majorHAnsi" w:cstheme="majorBidi"/>
+      <w:rFonts/>
       <w:b/>
       <w:bCs/>
       <w:i/>
@@ -1015,7 +857,7 @@
       <w:outlineLvl w:val="4"/>
     </w:pPr>
     <w:rPr>
-      <w:rFonts w:asciiTheme="majorHAnsi" w:eastAsiaTheme="majorEastAsia" w:hAnsiTheme="majorHAnsi" w:cstheme="majorBidi"/>
+      <w:rFonts/>
       <w:color w:val="243F60" w:themeColor="accent1" w:themeShade="7F"/>
     </w:rPr>
   </w:style>
@@ -1036,7 +878,7 @@
       <w:outlineLvl w:val="5"/>
     </w:pPr>
     <w:rPr>
-      <w:rFonts w:asciiTheme="majorHAnsi" w:eastAsiaTheme="majorEastAsia" w:hAnsiTheme="majorHAnsi" w:cstheme="majorBidi"/>
+      <w:rFonts/>
       <w:i/>
       <w:iCs/>
       <w:color w:val="243F60" w:themeColor="accent1" w:themeShade="7F"/>
@@ -1059,7 +901,7 @@
       <w:outlineLvl w:val="6"/>
     </w:pPr>
     <w:rPr>
-      <w:rFonts w:asciiTheme="majorHAnsi" w:eastAsiaTheme="majorEastAsia" w:hAnsiTheme="majorHAnsi" w:cstheme="majorBidi"/>
+      <w:rFonts/>
       <w:i/>
       <w:iCs/>
       <w:color w:val="404040" w:themeColor="text1" w:themeTint="BF"/>
@@ -1082,7 +924,7 @@
       <w:outlineLvl w:val="7"/>
     </w:pPr>
     <w:rPr>
-      <w:rFonts w:asciiTheme="majorHAnsi" w:eastAsiaTheme="majorEastAsia" w:hAnsiTheme="majorHAnsi" w:cstheme="majorBidi"/>
+      <w:rFonts/>
       <w:color w:val="4F81BD" w:themeColor="accent1"/>
       <w:sz w:val="20"/>
       <w:szCs w:val="20"/>
@@ -1105,7 +947,7 @@
       <w:outlineLvl w:val="8"/>
     </w:pPr>
     <w:rPr>
-      <w:rFonts w:asciiTheme="majorHAnsi" w:eastAsiaTheme="majorEastAsia" w:hAnsiTheme="majorHAnsi" w:cstheme="majorBidi"/>
+      <w:rFonts/>
       <w:i/>
       <w:iCs/>
       <w:color w:val="404040" w:themeColor="text1" w:themeTint="BF"/>
@@ -1156,7 +998,7 @@
     <w:uiPriority w:val="9"/>
     <w:rsid w:val="00FC693F"/>
     <w:rPr>
-      <w:rFonts w:asciiTheme="majorHAnsi" w:eastAsiaTheme="majorEastAsia" w:hAnsiTheme="majorHAnsi" w:cstheme="majorBidi"/>
+      <w:rFonts/>
       <w:b/>
       <w:bCs/>
       <w:color w:val="365F91" w:themeColor="accent1" w:themeShade="BF"/>
@@ -1171,7 +1013,7 @@
     <w:uiPriority w:val="9"/>
     <w:rsid w:val="00FC693F"/>
     <w:rPr>
-      <w:rFonts w:asciiTheme="majorHAnsi" w:eastAsiaTheme="majorEastAsia" w:hAnsiTheme="majorHAnsi" w:cstheme="majorBidi"/>
+      <w:rFonts/>
       <w:b/>
       <w:bCs/>
       <w:color w:val="4F81BD" w:themeColor="accent1"/>
@@ -1186,7 +1028,7 @@
     <w:uiPriority w:val="9"/>
     <w:rsid w:val="00FC693F"/>
     <w:rPr>
-      <w:rFonts w:asciiTheme="majorHAnsi" w:eastAsiaTheme="majorEastAsia" w:hAnsiTheme="majorHAnsi" w:cstheme="majorBidi"/>
+      <w:rFonts/>
       <w:b/>
       <w:bCs/>
       <w:color w:val="4F81BD" w:themeColor="accent1"/>
@@ -1201,19 +1043,17 @@
     <w:qFormat/>
     <w:rsid w:val="00FC693F"/>
     <w:pPr>
-      <w:pBdr>
-        <w:bottom w:val="single" w:sz="8" w:space="4" w:color="4F81BD" w:themeColor="accent1"/>
-      </w:pBdr>
-      <w:spacing w:after="300" w:line="240" w:lineRule="auto"/>
+      <w:spacing w:after="120" w:line="259" w:lineRule="auto"/>
       <w:contextualSpacing/>
     </w:pPr>
     <w:rPr>
-      <w:rFonts w:asciiTheme="majorHAnsi" w:eastAsiaTheme="majorEastAsia" w:hAnsiTheme="majorHAnsi" w:cstheme="majorBidi"/>
-      <w:color w:val="17365D" w:themeColor="text2" w:themeShade="BF"/>
+      <w:rFonts w:ascii="Times New Roman" w:hAnsi="Times New Roman"/>
+      <w:color w:val="000000"/>
       <w:spacing w:val="5"/>
       <w:kern w:val="28"/>
-      <w:sz w:val="52"/>
+      <w:sz w:val="40"/>
       <w:szCs w:val="52"/>
+      <w:lang w:val="az-Latn-AZ"/>
     </w:rPr>
   </w:style>
   <w:style w:type="character" w:customStyle="1" w:styleId="TitleChar">
@@ -1223,7 +1063,7 @@
     <w:uiPriority w:val="10"/>
     <w:rsid w:val="00FC693F"/>
     <w:rPr>
-      <w:rFonts w:asciiTheme="majorHAnsi" w:eastAsiaTheme="majorEastAsia" w:hAnsiTheme="majorHAnsi" w:cstheme="majorBidi"/>
+      <w:rFonts/>
       <w:color w:val="17365D" w:themeColor="text2" w:themeShade="BF"/>
       <w:spacing w:val="5"/>
       <w:kern w:val="28"/>
@@ -1245,7 +1085,7 @@
       </w:numPr>
     </w:pPr>
     <w:rPr>
-      <w:rFonts w:asciiTheme="majorHAnsi" w:eastAsiaTheme="majorEastAsia" w:hAnsiTheme="majorHAnsi" w:cstheme="majorBidi"/>
+      <w:rFonts/>
       <w:i/>
       <w:iCs/>
       <w:color w:val="4F81BD" w:themeColor="accent1"/>
@@ -1261,7 +1101,7 @@
     <w:uiPriority w:val="11"/>
     <w:rsid w:val="00FC693F"/>
     <w:rPr>
-      <w:rFonts w:asciiTheme="majorHAnsi" w:eastAsiaTheme="majorEastAsia" w:hAnsiTheme="majorHAnsi" w:cstheme="majorBidi"/>
+      <w:rFonts/>
       <w:i/>
       <w:iCs/>
       <w:color w:val="4F81BD" w:themeColor="accent1"/>
@@ -1386,8 +1226,15 @@
       <w:numPr>
         <w:numId w:val="1"/>
       </w:numPr>
+      <w:spacing w:after="120" w:line="259" w:lineRule="auto"/>
       <w:contextualSpacing/>
     </w:pPr>
+    <w:rPr>
+      <w:rFonts w:ascii="Times New Roman" w:hAnsi="Times New Roman"/>
+      <w:color w:val="000000"/>
+      <w:sz w:val="24"/>
+      <w:lang w:val="az-Latn-AZ"/>
+    </w:rPr>
   </w:style>
   <w:style w:type="paragraph" w:styleId="ListBullet2">
     <w:name w:val="List Bullet 2"/>
@@ -1559,7 +1406,7 @@
     <w:semiHidden/>
     <w:rsid w:val="00FC693F"/>
     <w:rPr>
-      <w:rFonts w:asciiTheme="majorHAnsi" w:eastAsiaTheme="majorEastAsia" w:hAnsiTheme="majorHAnsi" w:cstheme="majorBidi"/>
+      <w:rFonts/>
       <w:b/>
       <w:bCs/>
       <w:i/>
@@ -1575,7 +1422,7 @@
     <w:semiHidden/>
     <w:rsid w:val="00FC693F"/>
     <w:rPr>
-      <w:rFonts w:asciiTheme="majorHAnsi" w:eastAsiaTheme="majorEastAsia" w:hAnsiTheme="majorHAnsi" w:cstheme="majorBidi"/>
+      <w:rFonts/>
       <w:color w:val="243F60" w:themeColor="accent1" w:themeShade="7F"/>
     </w:rPr>
   </w:style>
@@ -1587,7 +1434,7 @@
     <w:semiHidden/>
     <w:rsid w:val="00FC693F"/>
     <w:rPr>
-      <w:rFonts w:asciiTheme="majorHAnsi" w:eastAsiaTheme="majorEastAsia" w:hAnsiTheme="majorHAnsi" w:cstheme="majorBidi"/>
+      <w:rFonts/>
       <w:i/>
       <w:iCs/>
       <w:color w:val="243F60" w:themeColor="accent1" w:themeShade="7F"/>
@@ -1601,7 +1448,7 @@
     <w:semiHidden/>
     <w:rsid w:val="00FC693F"/>
     <w:rPr>
-      <w:rFonts w:asciiTheme="majorHAnsi" w:eastAsiaTheme="majorEastAsia" w:hAnsiTheme="majorHAnsi" w:cstheme="majorBidi"/>
+      <w:rFonts/>
       <w:i/>
       <w:iCs/>
       <w:color w:val="404040" w:themeColor="text1" w:themeTint="BF"/>
@@ -1615,7 +1462,7 @@
     <w:semiHidden/>
     <w:rsid w:val="00FC693F"/>
     <w:rPr>
-      <w:rFonts w:asciiTheme="majorHAnsi" w:eastAsiaTheme="majorEastAsia" w:hAnsiTheme="majorHAnsi" w:cstheme="majorBidi"/>
+      <w:rFonts/>
       <w:color w:val="4F81BD" w:themeColor="accent1"/>
       <w:sz w:val="20"/>
       <w:szCs w:val="20"/>
@@ -1629,7 +1476,7 @@
     <w:semiHidden/>
     <w:rsid w:val="00FC693F"/>
     <w:rPr>
-      <w:rFonts w:asciiTheme="majorHAnsi" w:eastAsiaTheme="majorEastAsia" w:hAnsiTheme="majorHAnsi" w:cstheme="majorBidi"/>
+      <w:rFonts/>
       <w:i/>
       <w:iCs/>
       <w:color w:val="404040" w:themeColor="text1" w:themeTint="BF"/>
@@ -1688,9 +1535,6 @@
     <w:qFormat/>
     <w:rsid w:val="00FC693F"/>
     <w:pPr>
-      <w:pBdr>
-        <w:bottom w:val="single" w:sz="4" w:space="4" w:color="4F81BD" w:themeColor="accent1"/>
-      </w:pBdr>
       <w:spacing w:before="200" w:after="280"/>
       <w:ind w:left="936" w:right="936"/>
     </w:pPr>
@@ -3218,7 +3062,7 @@
         <w:spacing w:before="0" w:after="0" w:line="240" w:lineRule="auto"/>
       </w:pPr>
       <w:rPr>
-        <w:rFonts w:asciiTheme="majorHAnsi" w:eastAsiaTheme="majorEastAsia" w:hAnsiTheme="majorHAnsi" w:cstheme="majorBidi"/>
+        <w:rFonts/>
         <w:b/>
         <w:bCs/>
       </w:rPr>
@@ -3239,7 +3083,7 @@
         <w:spacing w:before="0" w:after="0" w:line="240" w:lineRule="auto"/>
       </w:pPr>
       <w:rPr>
-        <w:rFonts w:asciiTheme="majorHAnsi" w:eastAsiaTheme="majorEastAsia" w:hAnsiTheme="majorHAnsi" w:cstheme="majorBidi"/>
+        <w:rFonts/>
         <w:b/>
         <w:bCs/>
       </w:rPr>
@@ -3257,14 +3101,14 @@
     </w:tblStylePr>
     <w:tblStylePr w:type="firstCol">
       <w:rPr>
-        <w:rFonts w:asciiTheme="majorHAnsi" w:eastAsiaTheme="majorEastAsia" w:hAnsiTheme="majorHAnsi" w:cstheme="majorBidi"/>
+        <w:rFonts/>
         <w:b/>
         <w:bCs/>
       </w:rPr>
     </w:tblStylePr>
     <w:tblStylePr w:type="lastCol">
       <w:rPr>
-        <w:rFonts w:asciiTheme="majorHAnsi" w:eastAsiaTheme="majorEastAsia" w:hAnsiTheme="majorHAnsi" w:cstheme="majorBidi"/>
+        <w:rFonts/>
         <w:b/>
         <w:bCs/>
       </w:rPr>
@@ -3348,7 +3192,7 @@
         <w:spacing w:before="0" w:after="0" w:line="240" w:lineRule="auto"/>
       </w:pPr>
       <w:rPr>
-        <w:rFonts w:asciiTheme="majorHAnsi" w:eastAsiaTheme="majorEastAsia" w:hAnsiTheme="majorHAnsi" w:cstheme="majorBidi"/>
+        <w:rFonts/>
         <w:b/>
         <w:bCs/>
       </w:rPr>
@@ -3369,7 +3213,7 @@
         <w:spacing w:before="0" w:after="0" w:line="240" w:lineRule="auto"/>
       </w:pPr>
       <w:rPr>
-        <w:rFonts w:asciiTheme="majorHAnsi" w:eastAsiaTheme="majorEastAsia" w:hAnsiTheme="majorHAnsi" w:cstheme="majorBidi"/>
+        <w:rFonts/>
         <w:b/>
         <w:bCs/>
       </w:rPr>
@@ -3387,14 +3231,14 @@
     </w:tblStylePr>
     <w:tblStylePr w:type="firstCol">
       <w:rPr>
-        <w:rFonts w:asciiTheme="majorHAnsi" w:eastAsiaTheme="majorEastAsia" w:hAnsiTheme="majorHAnsi" w:cstheme="majorBidi"/>
+        <w:rFonts/>
         <w:b/>
         <w:bCs/>
       </w:rPr>
     </w:tblStylePr>
     <w:tblStylePr w:type="lastCol">
       <w:rPr>
-        <w:rFonts w:asciiTheme="majorHAnsi" w:eastAsiaTheme="majorEastAsia" w:hAnsiTheme="majorHAnsi" w:cstheme="majorBidi"/>
+        <w:rFonts/>
         <w:b/>
         <w:bCs/>
       </w:rPr>
@@ -3478,7 +3322,7 @@
         <w:spacing w:before="0" w:after="0" w:line="240" w:lineRule="auto"/>
       </w:pPr>
       <w:rPr>
-        <w:rFonts w:asciiTheme="majorHAnsi" w:eastAsiaTheme="majorEastAsia" w:hAnsiTheme="majorHAnsi" w:cstheme="majorBidi"/>
+        <w:rFonts/>
         <w:b/>
         <w:bCs/>
       </w:rPr>
@@ -3499,7 +3343,7 @@
         <w:spacing w:before="0" w:after="0" w:line="240" w:lineRule="auto"/>
       </w:pPr>
       <w:rPr>
-        <w:rFonts w:asciiTheme="majorHAnsi" w:eastAsiaTheme="majorEastAsia" w:hAnsiTheme="majorHAnsi" w:cstheme="majorBidi"/>
+        <w:rFonts/>
         <w:b/>
         <w:bCs/>
       </w:rPr>
@@ -3517,14 +3361,14 @@
     </w:tblStylePr>
     <w:tblStylePr w:type="firstCol">
       <w:rPr>
-        <w:rFonts w:asciiTheme="majorHAnsi" w:eastAsiaTheme="majorEastAsia" w:hAnsiTheme="majorHAnsi" w:cstheme="majorBidi"/>
+        <w:rFonts/>
         <w:b/>
         <w:bCs/>
       </w:rPr>
     </w:tblStylePr>
     <w:tblStylePr w:type="lastCol">
       <w:rPr>
-        <w:rFonts w:asciiTheme="majorHAnsi" w:eastAsiaTheme="majorEastAsia" w:hAnsiTheme="majorHAnsi" w:cstheme="majorBidi"/>
+        <w:rFonts/>
         <w:b/>
         <w:bCs/>
       </w:rPr>
@@ -3608,7 +3452,7 @@
         <w:spacing w:before="0" w:after="0" w:line="240" w:lineRule="auto"/>
       </w:pPr>
       <w:rPr>
-        <w:rFonts w:asciiTheme="majorHAnsi" w:eastAsiaTheme="majorEastAsia" w:hAnsiTheme="majorHAnsi" w:cstheme="majorBidi"/>
+        <w:rFonts/>
         <w:b/>
         <w:bCs/>
       </w:rPr>
@@ -3629,7 +3473,7 @@
         <w:spacing w:before="0" w:after="0" w:line="240" w:lineRule="auto"/>
       </w:pPr>
       <w:rPr>
-        <w:rFonts w:asciiTheme="majorHAnsi" w:eastAsiaTheme="majorEastAsia" w:hAnsiTheme="majorHAnsi" w:cstheme="majorBidi"/>
+        <w:rFonts/>
         <w:b/>
         <w:bCs/>
       </w:rPr>
@@ -3647,14 +3491,14 @@
     </w:tblStylePr>
     <w:tblStylePr w:type="firstCol">
       <w:rPr>
-        <w:rFonts w:asciiTheme="majorHAnsi" w:eastAsiaTheme="majorEastAsia" w:hAnsiTheme="majorHAnsi" w:cstheme="majorBidi"/>
+        <w:rFonts/>
         <w:b/>
         <w:bCs/>
       </w:rPr>
     </w:tblStylePr>
     <w:tblStylePr w:type="lastCol">
       <w:rPr>
-        <w:rFonts w:asciiTheme="majorHAnsi" w:eastAsiaTheme="majorEastAsia" w:hAnsiTheme="majorHAnsi" w:cstheme="majorBidi"/>
+        <w:rFonts/>
         <w:b/>
         <w:bCs/>
       </w:rPr>
@@ -3738,7 +3582,7 @@
         <w:spacing w:before="0" w:after="0" w:line="240" w:lineRule="auto"/>
       </w:pPr>
       <w:rPr>
-        <w:rFonts w:asciiTheme="majorHAnsi" w:eastAsiaTheme="majorEastAsia" w:hAnsiTheme="majorHAnsi" w:cstheme="majorBidi"/>
+        <w:rFonts/>
         <w:b/>
         <w:bCs/>
       </w:rPr>
@@ -3759,7 +3603,7 @@
         <w:spacing w:before="0" w:after="0" w:line="240" w:lineRule="auto"/>
       </w:pPr>
       <w:rPr>
-        <w:rFonts w:asciiTheme="majorHAnsi" w:eastAsiaTheme="majorEastAsia" w:hAnsiTheme="majorHAnsi" w:cstheme="majorBidi"/>
+        <w:rFonts/>
         <w:b/>
         <w:bCs/>
       </w:rPr>
@@ -3777,14 +3621,14 @@
     </w:tblStylePr>
     <w:tblStylePr w:type="firstCol">
       <w:rPr>
-        <w:rFonts w:asciiTheme="majorHAnsi" w:eastAsiaTheme="majorEastAsia" w:hAnsiTheme="majorHAnsi" w:cstheme="majorBidi"/>
+        <w:rFonts/>
         <w:b/>
         <w:bCs/>
       </w:rPr>
     </w:tblStylePr>
     <w:tblStylePr w:type="lastCol">
       <w:rPr>
-        <w:rFonts w:asciiTheme="majorHAnsi" w:eastAsiaTheme="majorEastAsia" w:hAnsiTheme="majorHAnsi" w:cstheme="majorBidi"/>
+        <w:rFonts/>
         <w:b/>
         <w:bCs/>
       </w:rPr>
@@ -3868,7 +3712,7 @@
         <w:spacing w:before="0" w:after="0" w:line="240" w:lineRule="auto"/>
       </w:pPr>
       <w:rPr>
-        <w:rFonts w:asciiTheme="majorHAnsi" w:eastAsiaTheme="majorEastAsia" w:hAnsiTheme="majorHAnsi" w:cstheme="majorBidi"/>
+        <w:rFonts/>
         <w:b/>
         <w:bCs/>
       </w:rPr>
@@ -3889,7 +3733,7 @@
         <w:spacing w:before="0" w:after="0" w:line="240" w:lineRule="auto"/>
       </w:pPr>
       <w:rPr>
-        <w:rFonts w:asciiTheme="majorHAnsi" w:eastAsiaTheme="majorEastAsia" w:hAnsiTheme="majorHAnsi" w:cstheme="majorBidi"/>
+        <w:rFonts/>
         <w:b/>
         <w:bCs/>
       </w:rPr>
@@ -3907,14 +3751,14 @@
     </w:tblStylePr>
     <w:tblStylePr w:type="firstCol">
       <w:rPr>
-        <w:rFonts w:asciiTheme="majorHAnsi" w:eastAsiaTheme="majorEastAsia" w:hAnsiTheme="majorHAnsi" w:cstheme="majorBidi"/>
+        <w:rFonts/>
         <w:b/>
         <w:bCs/>
       </w:rPr>
     </w:tblStylePr>
     <w:tblStylePr w:type="lastCol">
       <w:rPr>
-        <w:rFonts w:asciiTheme="majorHAnsi" w:eastAsiaTheme="majorEastAsia" w:hAnsiTheme="majorHAnsi" w:cstheme="majorBidi"/>
+        <w:rFonts/>
         <w:b/>
         <w:bCs/>
       </w:rPr>
@@ -3998,7 +3842,7 @@
         <w:spacing w:before="0" w:after="0" w:line="240" w:lineRule="auto"/>
       </w:pPr>
       <w:rPr>
-        <w:rFonts w:asciiTheme="majorHAnsi" w:eastAsiaTheme="majorEastAsia" w:hAnsiTheme="majorHAnsi" w:cstheme="majorBidi"/>
+        <w:rFonts/>
         <w:b/>
         <w:bCs/>
       </w:rPr>
@@ -4019,7 +3863,7 @@
         <w:spacing w:before="0" w:after="0" w:line="240" w:lineRule="auto"/>
       </w:pPr>
       <w:rPr>
-        <w:rFonts w:asciiTheme="majorHAnsi" w:eastAsiaTheme="majorEastAsia" w:hAnsiTheme="majorHAnsi" w:cstheme="majorBidi"/>
+        <w:rFonts/>
         <w:b/>
         <w:bCs/>
       </w:rPr>
@@ -4037,14 +3881,14 @@
     </w:tblStylePr>
     <w:tblStylePr w:type="firstCol">
       <w:rPr>
-        <w:rFonts w:asciiTheme="majorHAnsi" w:eastAsiaTheme="majorEastAsia" w:hAnsiTheme="majorHAnsi" w:cstheme="majorBidi"/>
+        <w:rFonts/>
         <w:b/>
         <w:bCs/>
       </w:rPr>
     </w:tblStylePr>
     <w:tblStylePr w:type="lastCol">
       <w:rPr>
-        <w:rFonts w:asciiTheme="majorHAnsi" w:eastAsiaTheme="majorEastAsia" w:hAnsiTheme="majorHAnsi" w:cstheme="majorBidi"/>
+        <w:rFonts/>
         <w:b/>
         <w:bCs/>
       </w:rPr>
@@ -5909,7 +5753,7 @@
     </w:tblPr>
     <w:tblStylePr w:type="firstRow">
       <w:rPr>
-        <w:rFonts w:asciiTheme="majorHAnsi" w:eastAsiaTheme="majorEastAsia" w:hAnsiTheme="majorHAnsi" w:cstheme="majorBidi"/>
+        <w:rFonts/>
       </w:rPr>
       <w:tblPr/>
       <w:tcPr>
@@ -5993,7 +5837,7 @@
     </w:tblPr>
     <w:tblStylePr w:type="firstRow">
       <w:rPr>
-        <w:rFonts w:asciiTheme="majorHAnsi" w:eastAsiaTheme="majorEastAsia" w:hAnsiTheme="majorHAnsi" w:cstheme="majorBidi"/>
+        <w:rFonts/>
       </w:rPr>
       <w:tblPr/>
       <w:tcPr>
@@ -6077,7 +5921,7 @@
     </w:tblPr>
     <w:tblStylePr w:type="firstRow">
       <w:rPr>
-        <w:rFonts w:asciiTheme="majorHAnsi" w:eastAsiaTheme="majorEastAsia" w:hAnsiTheme="majorHAnsi" w:cstheme="majorBidi"/>
+        <w:rFonts/>
       </w:rPr>
       <w:tblPr/>
       <w:tcPr>
@@ -6161,7 +6005,7 @@
     </w:tblPr>
     <w:tblStylePr w:type="firstRow">
       <w:rPr>
-        <w:rFonts w:asciiTheme="majorHAnsi" w:eastAsiaTheme="majorEastAsia" w:hAnsiTheme="majorHAnsi" w:cstheme="majorBidi"/>
+        <w:rFonts/>
       </w:rPr>
       <w:tblPr/>
       <w:tcPr>
@@ -6245,7 +6089,7 @@
     </w:tblPr>
     <w:tblStylePr w:type="firstRow">
       <w:rPr>
-        <w:rFonts w:asciiTheme="majorHAnsi" w:eastAsiaTheme="majorEastAsia" w:hAnsiTheme="majorHAnsi" w:cstheme="majorBidi"/>
+        <w:rFonts/>
       </w:rPr>
       <w:tblPr/>
       <w:tcPr>
@@ -6329,7 +6173,7 @@
     </w:tblPr>
     <w:tblStylePr w:type="firstRow">
       <w:rPr>
-        <w:rFonts w:asciiTheme="majorHAnsi" w:eastAsiaTheme="majorEastAsia" w:hAnsiTheme="majorHAnsi" w:cstheme="majorBidi"/>
+        <w:rFonts/>
       </w:rPr>
       <w:tblPr/>
       <w:tcPr>
@@ -6413,7 +6257,7 @@
     </w:tblPr>
     <w:tblStylePr w:type="firstRow">
       <w:rPr>
-        <w:rFonts w:asciiTheme="majorHAnsi" w:eastAsiaTheme="majorEastAsia" w:hAnsiTheme="majorHAnsi" w:cstheme="majorBidi"/>
+        <w:rFonts/>
       </w:rPr>
       <w:tblPr/>
       <w:tcPr>
@@ -6478,7 +6322,7 @@
       <w:spacing w:after="0" w:line="240" w:lineRule="auto"/>
     </w:pPr>
     <w:rPr>
-      <w:rFonts w:asciiTheme="majorHAnsi" w:eastAsiaTheme="majorEastAsia" w:hAnsiTheme="majorHAnsi" w:cstheme="majorBidi"/>
+      <w:rFonts/>
       <w:color w:val="000000" w:themeColor="text1"/>
     </w:rPr>
     <w:tblPr>
@@ -6606,7 +6450,7 @@
       <w:spacing w:after="0" w:line="240" w:lineRule="auto"/>
     </w:pPr>
     <w:rPr>
-      <w:rFonts w:asciiTheme="majorHAnsi" w:eastAsiaTheme="majorEastAsia" w:hAnsiTheme="majorHAnsi" w:cstheme="majorBidi"/>
+      <w:rFonts/>
       <w:color w:val="000000" w:themeColor="text1"/>
     </w:rPr>
     <w:tblPr>
@@ -6734,7 +6578,7 @@
       <w:spacing w:after="0" w:line="240" w:lineRule="auto"/>
     </w:pPr>
     <w:rPr>
-      <w:rFonts w:asciiTheme="majorHAnsi" w:eastAsiaTheme="majorEastAsia" w:hAnsiTheme="majorHAnsi" w:cstheme="majorBidi"/>
+      <w:rFonts/>
       <w:color w:val="000000" w:themeColor="text1"/>
     </w:rPr>
     <w:tblPr>
@@ -6862,7 +6706,7 @@
       <w:spacing w:after="0" w:line="240" w:lineRule="auto"/>
     </w:pPr>
     <w:rPr>
-      <w:rFonts w:asciiTheme="majorHAnsi" w:eastAsiaTheme="majorEastAsia" w:hAnsiTheme="majorHAnsi" w:cstheme="majorBidi"/>
+      <w:rFonts/>
       <w:color w:val="000000" w:themeColor="text1"/>
     </w:rPr>
     <w:tblPr>
@@ -6990,7 +6834,7 @@
       <w:spacing w:after="0" w:line="240" w:lineRule="auto"/>
     </w:pPr>
     <w:rPr>
-      <w:rFonts w:asciiTheme="majorHAnsi" w:eastAsiaTheme="majorEastAsia" w:hAnsiTheme="majorHAnsi" w:cstheme="majorBidi"/>
+      <w:rFonts/>
       <w:color w:val="000000" w:themeColor="text1"/>
     </w:rPr>
     <w:tblPr>
@@ -7118,7 +6962,7 @@
       <w:spacing w:after="0" w:line="240" w:lineRule="auto"/>
     </w:pPr>
     <w:rPr>
-      <w:rFonts w:asciiTheme="majorHAnsi" w:eastAsiaTheme="majorEastAsia" w:hAnsiTheme="majorHAnsi" w:cstheme="majorBidi"/>
+      <w:rFonts/>
       <w:color w:val="000000" w:themeColor="text1"/>
     </w:rPr>
     <w:tblPr>
@@ -7246,7 +7090,7 @@
       <w:spacing w:after="0" w:line="240" w:lineRule="auto"/>
     </w:pPr>
     <w:rPr>
-      <w:rFonts w:asciiTheme="majorHAnsi" w:eastAsiaTheme="majorEastAsia" w:hAnsiTheme="majorHAnsi" w:cstheme="majorBidi"/>
+      <w:rFonts/>
       <w:color w:val="000000" w:themeColor="text1"/>
     </w:rPr>
     <w:tblPr>
@@ -7885,7 +7729,7 @@
       <w:spacing w:after="0" w:line="240" w:lineRule="auto"/>
     </w:pPr>
     <w:rPr>
-      <w:rFonts w:asciiTheme="majorHAnsi" w:eastAsiaTheme="majorEastAsia" w:hAnsiTheme="majorHAnsi" w:cstheme="majorBidi"/>
+      <w:rFonts/>
       <w:color w:val="000000" w:themeColor="text1"/>
     </w:rPr>
     <w:tblPr>
@@ -8010,7 +7854,7 @@
       <w:spacing w:after="0" w:line="240" w:lineRule="auto"/>
     </w:pPr>
     <w:rPr>
-      <w:rFonts w:asciiTheme="majorHAnsi" w:eastAsiaTheme="majorEastAsia" w:hAnsiTheme="majorHAnsi" w:cstheme="majorBidi"/>
+      <w:rFonts/>
       <w:color w:val="000000" w:themeColor="text1"/>
     </w:rPr>
     <w:tblPr>
@@ -8135,7 +7979,7 @@
       <w:spacing w:after="0" w:line="240" w:lineRule="auto"/>
     </w:pPr>
     <w:rPr>
-      <w:rFonts w:asciiTheme="majorHAnsi" w:eastAsiaTheme="majorEastAsia" w:hAnsiTheme="majorHAnsi" w:cstheme="majorBidi"/>
+      <w:rFonts/>
       <w:color w:val="000000" w:themeColor="text1"/>
     </w:rPr>
     <w:tblPr>
@@ -8260,7 +8104,7 @@
       <w:spacing w:after="0" w:line="240" w:lineRule="auto"/>
     </w:pPr>
     <w:rPr>
-      <w:rFonts w:asciiTheme="majorHAnsi" w:eastAsiaTheme="majorEastAsia" w:hAnsiTheme="majorHAnsi" w:cstheme="majorBidi"/>
+      <w:rFonts/>
       <w:color w:val="000000" w:themeColor="text1"/>
     </w:rPr>
     <w:tblPr>
@@ -8385,7 +8229,7 @@
       <w:spacing w:after="0" w:line="240" w:lineRule="auto"/>
     </w:pPr>
     <w:rPr>
-      <w:rFonts w:asciiTheme="majorHAnsi" w:eastAsiaTheme="majorEastAsia" w:hAnsiTheme="majorHAnsi" w:cstheme="majorBidi"/>
+      <w:rFonts/>
       <w:color w:val="000000" w:themeColor="text1"/>
     </w:rPr>
     <w:tblPr>
@@ -8510,7 +8354,7 @@
       <w:spacing w:after="0" w:line="240" w:lineRule="auto"/>
     </w:pPr>
     <w:rPr>
-      <w:rFonts w:asciiTheme="majorHAnsi" w:eastAsiaTheme="majorEastAsia" w:hAnsiTheme="majorHAnsi" w:cstheme="majorBidi"/>
+      <w:rFonts/>
       <w:color w:val="000000" w:themeColor="text1"/>
     </w:rPr>
     <w:tblPr>
@@ -8635,7 +8479,7 @@
       <w:spacing w:after="0" w:line="240" w:lineRule="auto"/>
     </w:pPr>
     <w:rPr>
-      <w:rFonts w:asciiTheme="majorHAnsi" w:eastAsiaTheme="majorEastAsia" w:hAnsiTheme="majorHAnsi" w:cstheme="majorBidi"/>
+      <w:rFonts/>
       <w:color w:val="000000" w:themeColor="text1"/>
     </w:rPr>
     <w:tblPr>

--- a/az/discovery-articles/6.7 İnternet.docx
+++ b/az/discovery-articles/6.7 İnternet.docx
@@ -120,7 +120,7 @@
         <w:widowControl/>
       </w:pPr>
       <w:r>
-        <w:t>Kim kəşf edib və ya yaradıb</w:t>
+        <w:t xml:space="preserve">Kim yaradıb</w:t>
       </w:r>
     </w:p>
     <w:p>
@@ -217,7 +217,7 @@
         <w:rPr>
           <w:sz w:val="20"/>
         </w:rPr>
-        <w:t>C Qurumların materialları və ensiklopedik mənbələr</w:t>
+        <w:t>Qurumların materialları və ensiklopedik mənbələr</w:t>
       </w:r>
     </w:p>
     <w:p>
@@ -277,7 +277,7 @@
         <w:rPr>
           <w:sz w:val="20"/>
         </w:rPr>
-        <w:t>D Muzey və arxiv materialları</w:t>
+        <w:t>Muzey və arxiv materialları</w:t>
       </w:r>
     </w:p>
     <w:p>
